--- a/content/CP1972/CP1972-4.docx
+++ b/content/CP1972/CP1972-4.docx
@@ -229,7 +229,7 @@
                           <pic:cNvPicPr/>
                         </pic:nvPicPr>
                         <pic:blipFill>
-                          <a:blip r:link="rId19"/>
+                          <a:blip r:embed="rId19"/>
                           <a:stretch>
                             <a:fillRect/>
                           </a:stretch>
@@ -316,7 +316,7 @@
                     <pic:cNvPicPr/>
                   </pic:nvPicPr>
                   <pic:blipFill>
-                    <a:blip r:link="rId11"/>
+                    <a:blip r:embed="rId11"/>
                     <a:stretch>
                       <a:fillRect/>
                     </a:stretch>
@@ -868,7 +868,7 @@
                           <pic:cNvPicPr/>
                         </pic:nvPicPr>
                         <pic:blipFill>
-                          <a:blip r:link="rId22"/>
+                          <a:blip r:embed="rId22"/>
                           <a:stretch>
                             <a:fillRect/>
                           </a:stretch>
@@ -1382,7 +1382,7 @@
                           <pic:cNvPicPr/>
                         </pic:nvPicPr>
                         <pic:blipFill>
-                          <a:blip r:link="rId24"/>
+                          <a:blip r:embed="rId24"/>
                           <a:stretch>
                             <a:fillRect/>
                           </a:stretch>
@@ -1838,7 +1838,7 @@
                           <pic:cNvPicPr/>
                         </pic:nvPicPr>
                         <pic:blipFill>
-                          <a:blip r:link="rId25"/>
+                          <a:blip r:embed="rId25"/>
                           <a:stretch>
                             <a:fillRect/>
                           </a:stretch>
@@ -2288,7 +2288,7 @@
                           <pic:cNvPicPr/>
                         </pic:nvPicPr>
                         <pic:blipFill>
-                          <a:blip r:link="rId26"/>
+                          <a:blip r:embed="rId26"/>
                           <a:stretch>
                             <a:fillRect/>
                           </a:stretch>
@@ -2771,7 +2771,7 @@
                           <pic:cNvPicPr/>
                         </pic:nvPicPr>
                         <pic:blipFill>
-                          <a:blip r:link="rId27"/>
+                          <a:blip r:embed="rId27"/>
                           <a:stretch>
                             <a:fillRect/>
                           </a:stretch>
@@ -2917,7 +2917,7 @@
                     <pic:cNvPicPr/>
                   </pic:nvPicPr>
                   <pic:blipFill>
-                    <a:blip r:link="rId28"/>
+                    <a:blip r:embed="rId28"/>
                     <a:stretch>
                       <a:fillRect/>
                     </a:stretch>
@@ -3312,7 +3312,7 @@
                           <pic:cNvPicPr/>
                         </pic:nvPicPr>
                         <pic:blipFill>
-                          <a:blip r:link="rId29"/>
+                          <a:blip r:embed="rId29"/>
                           <a:stretch>
                             <a:fillRect/>
                           </a:stretch>
@@ -3467,7 +3467,7 @@
                     <pic:cNvPicPr/>
                   </pic:nvPicPr>
                   <pic:blipFill>
-                    <a:blip r:link="rId30"/>
+                    <a:blip r:embed="rId30"/>
                     <a:stretch>
                       <a:fillRect/>
                     </a:stretch>
@@ -3795,7 +3795,7 @@
                           <pic:cNvPicPr/>
                         </pic:nvPicPr>
                         <pic:blipFill>
-                          <a:blip r:link="rId31"/>
+                          <a:blip r:embed="rId31"/>
                           <a:stretch>
                             <a:fillRect/>
                           </a:stretch>
@@ -4014,7 +4014,7 @@
                     <pic:cNvPicPr/>
                   </pic:nvPicPr>
                   <pic:blipFill>
-                    <a:blip r:link="rId32"/>
+                    <a:blip r:embed="rId32"/>
                     <a:stretch>
                       <a:fillRect/>
                     </a:stretch>

--- a/content/CP1972/CP1972-4.docx
+++ b/content/CP1972/CP1972-4.docx
@@ -229,7 +229,7 @@
                           <pic:cNvPicPr/>
                         </pic:nvPicPr>
                         <pic:blipFill>
-                          <a:blip r:embed="rId19"/>
+                          <a:blip r:link="rId19"/>
                           <a:stretch>
                             <a:fillRect/>
                           </a:stretch>
@@ -316,7 +316,7 @@
                     <pic:cNvPicPr/>
                   </pic:nvPicPr>
                   <pic:blipFill>
-                    <a:blip r:embed="rId11"/>
+                    <a:blip r:link="rId11"/>
                     <a:stretch>
                       <a:fillRect/>
                     </a:stretch>
@@ -868,7 +868,7 @@
                           <pic:cNvPicPr/>
                         </pic:nvPicPr>
                         <pic:blipFill>
-                          <a:blip r:embed="rId22"/>
+                          <a:blip r:link="rId22"/>
                           <a:stretch>
                             <a:fillRect/>
                           </a:stretch>
@@ -1382,7 +1382,7 @@
                           <pic:cNvPicPr/>
                         </pic:nvPicPr>
                         <pic:blipFill>
-                          <a:blip r:embed="rId24"/>
+                          <a:blip r:link="rId24"/>
                           <a:stretch>
                             <a:fillRect/>
                           </a:stretch>
@@ -1838,7 +1838,7 @@
                           <pic:cNvPicPr/>
                         </pic:nvPicPr>
                         <pic:blipFill>
-                          <a:blip r:embed="rId25"/>
+                          <a:blip r:link="rId25"/>
                           <a:stretch>
                             <a:fillRect/>
                           </a:stretch>
@@ -2288,7 +2288,7 @@
                           <pic:cNvPicPr/>
                         </pic:nvPicPr>
                         <pic:blipFill>
-                          <a:blip r:embed="rId26"/>
+                          <a:blip r:link="rId26"/>
                           <a:stretch>
                             <a:fillRect/>
                           </a:stretch>
@@ -2771,7 +2771,7 @@
                           <pic:cNvPicPr/>
                         </pic:nvPicPr>
                         <pic:blipFill>
-                          <a:blip r:embed="rId27"/>
+                          <a:blip r:link="rId27"/>
                           <a:stretch>
                             <a:fillRect/>
                           </a:stretch>
@@ -2917,7 +2917,7 @@
                     <pic:cNvPicPr/>
                   </pic:nvPicPr>
                   <pic:blipFill>
-                    <a:blip r:embed="rId28"/>
+                    <a:blip r:link="rId28"/>
                     <a:stretch>
                       <a:fillRect/>
                     </a:stretch>
@@ -3312,7 +3312,7 @@
                           <pic:cNvPicPr/>
                         </pic:nvPicPr>
                         <pic:blipFill>
-                          <a:blip r:embed="rId29"/>
+                          <a:blip r:link="rId29"/>
                           <a:stretch>
                             <a:fillRect/>
                           </a:stretch>
@@ -3467,7 +3467,7 @@
                     <pic:cNvPicPr/>
                   </pic:nvPicPr>
                   <pic:blipFill>
-                    <a:blip r:embed="rId30"/>
+                    <a:blip r:link="rId30"/>
                     <a:stretch>
                       <a:fillRect/>
                     </a:stretch>
@@ -3795,7 +3795,7 @@
                           <pic:cNvPicPr/>
                         </pic:nvPicPr>
                         <pic:blipFill>
-                          <a:blip r:embed="rId31"/>
+                          <a:blip r:link="rId31"/>
                           <a:stretch>
                             <a:fillRect/>
                           </a:stretch>
@@ -4014,7 +4014,7 @@
                     <pic:cNvPicPr/>
                   </pic:nvPicPr>
                   <pic:blipFill>
-                    <a:blip r:embed="rId32"/>
+                    <a:blip r:link="rId32"/>
                     <a:stretch>
                       <a:fillRect/>
                     </a:stretch>
